--- a/YSA_Proje_Sprint_Plani_ve_Rapor (1).docx
+++ b/YSA_Proje_Sprint_Plani_ve_Rapor (1).docx
@@ -593,21 +593,6 @@
         <w:pStyle w:val="ListParagraph"/>
         <w:numPr>
           <w:ilvl w:val="0"/>
-          <w:numId w:val="86"/>
-        </w:numPr>
-        <w:spacing w:before="0" w:after="80"/>
-        <w:rPr/>
-      </w:pPr>
-      <w:r>
-        <w:rPr/>
-        <w:t>Kod deposunda etiketlenmiş bir sürüm (örn. sprint-1, sprint-2, sprint-3, sprint-4) ve ilgili commit geçmişi.</w:t>
-      </w:r>
-    </w:p>
-    <w:p>
-      <w:pPr>
-        <w:pStyle w:val="ListParagraph"/>
-        <w:numPr>
-          <w:ilvl w:val="0"/>
           <w:numId w:val="87"/>
         </w:numPr>
         <w:spacing w:before="0" w:after="80"/>
@@ -615,7 +600,7 @@
       </w:pPr>
       <w:r>
         <w:rPr/>
-        <w:t>Yeniden üretilebilir (reproducible) eğitim ve değerlendirme betikleri ile sabitlenmiş rastgelelik tohumları (random seed).</w:t>
+        <w:t>Kod deposunda etiketlenmiş bir sürüm (örn. sprint-1, sprint-2, sprint-3, sprint-4) ve ilgili commit geçmişi.</w:t>
       </w:r>
     </w:p>
     <w:p>
@@ -630,7 +615,7 @@
       </w:pPr>
       <w:r>
         <w:rPr/>
-        <w:t>Deney kayıt çizelgesi: her deney için yöntem, hiperparametreler, kullanılan veri ayrımı ve elde edilen metrikler.</w:t>
+        <w:t>Yeniden üretilebilir (reproducible) eğitim ve değerlendirme betikleri ile sabitlenmiş rastgelelik tohumları (random seed).</w:t>
       </w:r>
     </w:p>
     <w:p>
@@ -645,6 +630,21 @@
       </w:pPr>
       <w:r>
         <w:rPr/>
+        <w:t>Deney kayıt çizelgesi: her deney için yöntem, hiperparametreler, kullanılan veri ayrımı ve elde edilen metrikler.</w:t>
+      </w:r>
+    </w:p>
+    <w:p>
+      <w:pPr>
+        <w:pStyle w:val="ListParagraph"/>
+        <w:numPr>
+          <w:ilvl w:val="0"/>
+          <w:numId w:val="90"/>
+        </w:numPr>
+        <w:spacing w:before="0" w:after="80"/>
+        <w:rPr/>
+      </w:pPr>
+      <w:r>
+        <w:rPr/>
         <w:t>Bu belgedeki ilgili sprint tablosunun eksiksiz doldurulmuş hâli.</w:t>
       </w:r>
     </w:p>
@@ -653,7 +653,7 @@
         <w:pStyle w:val="ListParagraph"/>
         <w:numPr>
           <w:ilvl w:val="0"/>
-          <w:numId w:val="90"/>
+          <w:numId w:val="91"/>
         </w:numPr>
         <w:spacing w:before="0" w:after="80"/>
         <w:rPr/>
@@ -881,21 +881,6 @@
               <w:pStyle w:val="ListParagraph"/>
               <w:numPr>
                 <w:ilvl w:val="0"/>
-                <w:numId w:val="91"/>
-              </w:numPr>
-              <w:spacing w:lineRule="auto" w:line="276" w:before="0" w:after="60"/>
-              <w:rPr/>
-            </w:pPr>
-            <w:r>
-              <w:rPr/>
-              <w:t>Veri kümesinin yüklenmesi, doğrulanması ve temel istatistiklerinin çıkarılması.</w:t>
-            </w:r>
-          </w:p>
-          <w:p>
-            <w:pPr>
-              <w:pStyle w:val="ListParagraph"/>
-              <w:numPr>
-                <w:ilvl w:val="0"/>
                 <w:numId w:val="92"/>
               </w:numPr>
               <w:spacing w:lineRule="auto" w:line="276" w:before="0" w:after="60"/>
@@ -903,7 +888,7 @@
             </w:pPr>
             <w:r>
               <w:rPr/>
-              <w:t>Veri ön işleme adımlarının (temizleme, normalizasyon, kodlama vb.) uygulanması.</w:t>
+              <w:t>Veri kümesinin yüklenmesi, doğrulanması ve temel istatistiklerinin çıkarılması.</w:t>
             </w:r>
           </w:p>
           <w:p>
@@ -918,7 +903,7 @@
             </w:pPr>
             <w:r>
               <w:rPr/>
-              <w:t>Eğitim/doğrulama/test ayrımının ve yeniden üretilebilir veri yükleme akışının kurulması.</w:t>
+              <w:t>Veri ön işleme adımlarının (temizleme, normalizasyon, kodlama vb.) uygulanması.</w:t>
             </w:r>
           </w:p>
           <w:p>
@@ -933,7 +918,7 @@
             </w:pPr>
             <w:r>
               <w:rPr/>
-              <w:t>Önceden belirlenmiş baseline yöntemin uçtan uca eğitilip değerlendirilmesi.</w:t>
+              <w:t>Eğitim/doğrulama/test ayrımının ve yeniden üretilebilir veri yükleme akışının kurulması.</w:t>
             </w:r>
           </w:p>
           <w:p>
@@ -948,7 +933,7 @@
             </w:pPr>
             <w:r>
               <w:rPr/>
-              <w:t>Başarı ölçütünün baseline üzerinden ilk kez raporlanması ve referans değer olarak sabitlenmesi.</w:t>
+              <w:t>Önceden belirlenmiş baseline yöntemin uçtan uca eğitilip değerlendirilmesi.</w:t>
             </w:r>
           </w:p>
           <w:p>
@@ -957,6 +942,21 @@
               <w:numPr>
                 <w:ilvl w:val="0"/>
                 <w:numId w:val="96"/>
+              </w:numPr>
+              <w:spacing w:lineRule="auto" w:line="276" w:before="0" w:after="60"/>
+              <w:rPr/>
+            </w:pPr>
+            <w:r>
+              <w:rPr/>
+              <w:t>Başarı ölçütünün baseline üzerinden ilk kez raporlanması ve referans değer olarak sabitlenmesi.</w:t>
+            </w:r>
+          </w:p>
+          <w:p>
+            <w:pPr>
+              <w:pStyle w:val="ListParagraph"/>
+              <w:numPr>
+                <w:ilvl w:val="0"/>
+                <w:numId w:val="97"/>
               </w:numPr>
               <w:spacing w:lineRule="auto" w:line="276" w:before="0" w:after="60"/>
               <w:rPr/>
@@ -1024,21 +1024,6 @@
               <w:pStyle w:val="ListParagraph"/>
               <w:numPr>
                 <w:ilvl w:val="0"/>
-                <w:numId w:val="97"/>
-              </w:numPr>
-              <w:spacing w:lineRule="auto" w:line="276" w:before="0" w:after="60"/>
-              <w:rPr/>
-            </w:pPr>
-            <w:r>
-              <w:rPr/>
-              <w:t>Çalışan veri yükleme ve ön işleme akışı (script veya notebook).</w:t>
-            </w:r>
-          </w:p>
-          <w:p>
-            <w:pPr>
-              <w:pStyle w:val="ListParagraph"/>
-              <w:numPr>
-                <w:ilvl w:val="0"/>
                 <w:numId w:val="98"/>
               </w:numPr>
               <w:spacing w:lineRule="auto" w:line="276" w:before="0" w:after="60"/>
@@ -1046,7 +1031,7 @@
             </w:pPr>
             <w:r>
               <w:rPr/>
-              <w:t>Baseline yöntem için eğitim ve değerlendirme sonuçlarını içeren ilk rapor.</w:t>
+              <w:t>Çalışan veri yükleme ve ön işleme akışı (script veya notebook).</w:t>
             </w:r>
           </w:p>
           <w:p>
@@ -1061,7 +1046,7 @@
             </w:pPr>
             <w:r>
               <w:rPr/>
-              <w:t>Veri keşif (EDA) bulgularını gösteren en az bir görsel çıktı (histogram, sınıf dağılımı vb.).</w:t>
+              <w:t>Baseline yöntem için eğitim ve değerlendirme sonuçlarını içeren ilk rapor.</w:t>
             </w:r>
           </w:p>
           <w:p>
@@ -1070,6 +1055,21 @@
               <w:numPr>
                 <w:ilvl w:val="0"/>
                 <w:numId w:val="100"/>
+              </w:numPr>
+              <w:spacing w:lineRule="auto" w:line="276" w:before="0" w:after="60"/>
+              <w:rPr/>
+            </w:pPr>
+            <w:r>
+              <w:rPr/>
+              <w:t>Veri keşif (EDA) bulgularını gösteren en az bir görsel çıktı (histogram, sınıf dağılımı vb.).</w:t>
+            </w:r>
+          </w:p>
+          <w:p>
+            <w:pPr>
+              <w:pStyle w:val="ListParagraph"/>
+              <w:numPr>
+                <w:ilvl w:val="0"/>
+                <w:numId w:val="101"/>
               </w:numPr>
               <w:spacing w:lineRule="auto" w:line="276" w:before="0" w:after="60"/>
               <w:rPr/>
@@ -2080,7 +2080,7 @@
               <w:pStyle w:val="Normal"/>
               <w:numPr>
                 <w:ilvl w:val="0"/>
-                <w:numId w:val="84"/>
+                <w:numId w:val="38"/>
               </w:numPr>
               <w:rPr/>
             </w:pPr>
@@ -2288,21 +2288,6 @@
               <w:pStyle w:val="ListParagraph"/>
               <w:numPr>
                 <w:ilvl w:val="0"/>
-                <w:numId w:val="101"/>
-              </w:numPr>
-              <w:spacing w:lineRule="auto" w:line="276" w:before="0" w:after="60"/>
-              <w:rPr/>
-            </w:pPr>
-            <w:r>
-              <w:rPr/>
-              <w:t>Önerilen model mimarisinin tanımlanması ve eğitim döngüsünün kurulması.</w:t>
-            </w:r>
-          </w:p>
-          <w:p>
-            <w:pPr>
-              <w:pStyle w:val="ListParagraph"/>
-              <w:numPr>
-                <w:ilvl w:val="0"/>
                 <w:numId w:val="102"/>
               </w:numPr>
               <w:spacing w:lineRule="auto" w:line="276" w:before="0" w:after="60"/>
@@ -2310,7 +2295,7 @@
             </w:pPr>
             <w:r>
               <w:rPr/>
-              <w:t>Kayıp fonksiyonu, optimizatör ve temel hiperparametrelerin başlangıç değerleriyle belirlenmesi.</w:t>
+              <w:t>Önerilen model mimarisinin tanımlanması ve eğitim döngüsünün kurulması.</w:t>
             </w:r>
           </w:p>
           <w:p>
@@ -2325,7 +2310,7 @@
             </w:pPr>
             <w:r>
               <w:rPr/>
-              <w:t>Eğitim/doğrulama eğrilerinin kayıt altına alınması ve aşırı/eksik öğrenme gözlemlerinin yapılması.</w:t>
+              <w:t>Kayıp fonksiyonu, optimizatör ve temel hiperparametrelerin başlangıç değerleriyle belirlenmesi.</w:t>
             </w:r>
           </w:p>
           <w:p>
@@ -2340,7 +2325,7 @@
             </w:pPr>
             <w:r>
               <w:rPr/>
-              <w:t>Modelin test kümesi üzerinde baseline ile aynı ölçütlerle karşılaştırılması.</w:t>
+              <w:t>Eğitim/doğrulama eğrilerinin kayıt altına alınması ve aşırı/eksik öğrenme gözlemlerinin yapılması.</w:t>
             </w:r>
           </w:p>
           <w:p>
@@ -2349,6 +2334,21 @@
               <w:numPr>
                 <w:ilvl w:val="0"/>
                 <w:numId w:val="105"/>
+              </w:numPr>
+              <w:spacing w:lineRule="auto" w:line="276" w:before="0" w:after="60"/>
+              <w:rPr/>
+            </w:pPr>
+            <w:r>
+              <w:rPr/>
+              <w:t>Modelin test kümesi üzerinde baseline ile aynı ölçütlerle karşılaştırılması.</w:t>
+            </w:r>
+          </w:p>
+          <w:p>
+            <w:pPr>
+              <w:pStyle w:val="ListParagraph"/>
+              <w:numPr>
+                <w:ilvl w:val="0"/>
+                <w:numId w:val="106"/>
               </w:numPr>
               <w:spacing w:lineRule="auto" w:line="276" w:before="0" w:after="60"/>
               <w:rPr/>
@@ -2416,21 +2416,6 @@
               <w:pStyle w:val="ListParagraph"/>
               <w:numPr>
                 <w:ilvl w:val="0"/>
-                <w:numId w:val="106"/>
-              </w:numPr>
-              <w:spacing w:lineRule="auto" w:line="276" w:before="0" w:after="60"/>
-              <w:rPr/>
-            </w:pPr>
-            <w:r>
-              <w:rPr/>
-              <w:t>Çalışan ve yeniden üretilebilir bir önerilen model eğitim akışı.</w:t>
-            </w:r>
-          </w:p>
-          <w:p>
-            <w:pPr>
-              <w:pStyle w:val="ListParagraph"/>
-              <w:numPr>
-                <w:ilvl w:val="0"/>
                 <w:numId w:val="107"/>
               </w:numPr>
               <w:spacing w:lineRule="auto" w:line="276" w:before="0" w:after="60"/>
@@ -2438,7 +2423,7 @@
             </w:pPr>
             <w:r>
               <w:rPr/>
-              <w:t>Baseline ve önerilen yöntemin karşılaştırmasını içeren tablo.</w:t>
+              <w:t>Çalışan ve yeniden üretilebilir bir önerilen model eğitim akışı.</w:t>
             </w:r>
           </w:p>
           <w:p>
@@ -2453,7 +2438,7 @@
             </w:pPr>
             <w:r>
               <w:rPr/>
-              <w:t>Eğitim ve doğrulama kayıp/metrik eğrilerini gösteren grafikler.</w:t>
+              <w:t>Baseline ve önerilen yöntemin karşılaştırmasını içeren tablo.</w:t>
             </w:r>
           </w:p>
           <w:p>
@@ -2468,7 +2453,7 @@
             </w:pPr>
             <w:r>
               <w:rPr/>
-              <w:t>Hata analizinin özetlendiği kısa bir bulgular notu.</w:t>
+              <w:t>Eğitim ve doğrulama kayıp/metrik eğrilerini gösteren grafikler.</w:t>
             </w:r>
           </w:p>
           <w:p>
@@ -2477,6 +2462,21 @@
               <w:numPr>
                 <w:ilvl w:val="0"/>
                 <w:numId w:val="110"/>
+              </w:numPr>
+              <w:spacing w:lineRule="auto" w:line="276" w:before="0" w:after="60"/>
+              <w:rPr/>
+            </w:pPr>
+            <w:r>
+              <w:rPr/>
+              <w:t>Hata analizinin özetlendiği kısa bir bulgular notu.</w:t>
+            </w:r>
+          </w:p>
+          <w:p>
+            <w:pPr>
+              <w:pStyle w:val="ListParagraph"/>
+              <w:numPr>
+                <w:ilvl w:val="0"/>
+                <w:numId w:val="111"/>
               </w:numPr>
               <w:spacing w:lineRule="auto" w:line="276" w:before="0" w:after="60"/>
               <w:rPr/>
@@ -2546,6 +2546,7 @@
             </w:pPr>
             <w:r>
               <w:rPr/>
+              <w:t>28.05.2026-03.06.2026</w:t>
             </w:r>
           </w:p>
         </w:tc>
@@ -3255,7 +3256,9 @@
         </w:tc>
       </w:tr>
       <w:tr>
-        <w:trPr/>
+        <w:trPr>
+          <w:trHeight w:val="400" w:hRule="atLeast"/>
+        </w:trPr>
         <w:tc>
           <w:tcPr>
             <w:tcW w:w="2880" w:type="dxa"/>
@@ -3308,10 +3311,15 @@
           <w:p>
             <w:pPr>
               <w:pStyle w:val="Normal"/>
+              <w:numPr>
+                <w:ilvl w:val="0"/>
+                <w:numId w:val="85"/>
+              </w:numPr>
               <w:rPr/>
             </w:pPr>
             <w:r>
               <w:rPr/>
+              <w:t>Muhammet Burak Akkaş 01/06/2026</w:t>
             </w:r>
           </w:p>
         </w:tc>
@@ -3513,21 +3521,6 @@
               <w:pStyle w:val="ListParagraph"/>
               <w:numPr>
                 <w:ilvl w:val="0"/>
-                <w:numId w:val="111"/>
-              </w:numPr>
-              <w:spacing w:lineRule="auto" w:line="276" w:before="0" w:after="60"/>
-              <w:rPr/>
-            </w:pPr>
-            <w:r>
-              <w:rPr/>
-              <w:t>Önceki sprintte belirlenen zayıflıkların hedeflendiği iyileştirme deneylerinin planlanması.</w:t>
-            </w:r>
-          </w:p>
-          <w:p>
-            <w:pPr>
-              <w:pStyle w:val="ListParagraph"/>
-              <w:numPr>
-                <w:ilvl w:val="0"/>
                 <w:numId w:val="112"/>
               </w:numPr>
               <w:spacing w:lineRule="auto" w:line="276" w:before="0" w:after="60"/>
@@ -3535,7 +3528,7 @@
             </w:pPr>
             <w:r>
               <w:rPr/>
-              <w:t>Hiperparametre arama (manuel, grid veya rastgele) ile en az birkaç anlamlı varyantın denenmesi.</w:t>
+              <w:t>Önceki sprintte belirlenen zayıflıkların hedeflendiği iyileştirme deneylerinin planlanması.</w:t>
             </w:r>
           </w:p>
           <w:p>
@@ -3550,7 +3543,7 @@
             </w:pPr>
             <w:r>
               <w:rPr/>
-              <w:t>Düzenlileştirme, veri artırma veya mimari değişiklikler gibi en az bir tekniğin etkisinin ölçülmesi.</w:t>
+              <w:t>Hiperparametre arama (manuel, grid veya rastgele) ile en az birkaç anlamlı varyantın denenmesi.</w:t>
             </w:r>
           </w:p>
           <w:p>
@@ -3565,7 +3558,7 @@
             </w:pPr>
             <w:r>
               <w:rPr/>
-              <w:t>Tüm deneylerin ortak metriklerle ve aynı veri ayrımıyla raporlanması.</w:t>
+              <w:t>Düzenlileştirme, veri artırma veya mimari değişiklikler gibi en az bir tekniğin etkisinin ölçülmesi.</w:t>
             </w:r>
           </w:p>
           <w:p>
@@ -3580,7 +3573,7 @@
             </w:pPr>
             <w:r>
               <w:rPr/>
-              <w:t>Ablation (bileşen çıkarma) veya kontrollü karşılaştırma yoluyla iyileşmenin kaynağının açıklanması.</w:t>
+              <w:t>Tüm deneylerin ortak metriklerle ve aynı veri ayrımıyla raporlanması.</w:t>
             </w:r>
           </w:p>
           <w:p>
@@ -3589,6 +3582,21 @@
               <w:numPr>
                 <w:ilvl w:val="0"/>
                 <w:numId w:val="116"/>
+              </w:numPr>
+              <w:spacing w:lineRule="auto" w:line="276" w:before="0" w:after="60"/>
+              <w:rPr/>
+            </w:pPr>
+            <w:r>
+              <w:rPr/>
+              <w:t>Ablation (bileşen çıkarma) veya kontrollü karşılaştırma yoluyla iyileşmenin kaynağının açıklanması.</w:t>
+            </w:r>
+          </w:p>
+          <w:p>
+            <w:pPr>
+              <w:pStyle w:val="ListParagraph"/>
+              <w:numPr>
+                <w:ilvl w:val="0"/>
+                <w:numId w:val="117"/>
               </w:numPr>
               <w:spacing w:lineRule="auto" w:line="276" w:before="0" w:after="60"/>
               <w:rPr/>
@@ -3656,21 +3664,6 @@
               <w:pStyle w:val="ListParagraph"/>
               <w:numPr>
                 <w:ilvl w:val="0"/>
-                <w:numId w:val="117"/>
-              </w:numPr>
-              <w:spacing w:lineRule="auto" w:line="276" w:before="0" w:after="60"/>
-              <w:rPr/>
-            </w:pPr>
-            <w:r>
-              <w:rPr/>
-              <w:t>En az 3–5 farklı deney içeren karşılaştırma tablosu.</w:t>
-            </w:r>
-          </w:p>
-          <w:p>
-            <w:pPr>
-              <w:pStyle w:val="ListParagraph"/>
-              <w:numPr>
-                <w:ilvl w:val="0"/>
                 <w:numId w:val="118"/>
               </w:numPr>
               <w:spacing w:lineRule="auto" w:line="276" w:before="0" w:after="60"/>
@@ -3678,7 +3671,7 @@
             </w:pPr>
             <w:r>
               <w:rPr/>
-              <w:t>Baseline, ilk sürüm ve iyileştirilmiş sürümün ortak metriklerle karşılaştırılmasını gösteren özet grafik.</w:t>
+              <w:t>En az 3–5 farklı deney içeren karşılaştırma tablosu.</w:t>
             </w:r>
           </w:p>
           <w:p>
@@ -3693,7 +3686,7 @@
             </w:pPr>
             <w:r>
               <w:rPr/>
-              <w:t>Hata analizinde Sprint 2'ye göre gözlenen değişikliklerin notu.</w:t>
+              <w:t>Baseline, ilk sürüm ve iyileştirilmiş sürümün ortak metriklerle karşılaştırılmasını gösteren özet grafik.</w:t>
             </w:r>
           </w:p>
           <w:p>
@@ -3708,7 +3701,7 @@
             </w:pPr>
             <w:r>
               <w:rPr/>
-              <w:t>İyileştirmenin gerekçesini açıklayan kısa bir tartışma metni.</w:t>
+              <w:t>Hata analizinde Sprint 2'ye göre gözlenen değişikliklerin notu.</w:t>
             </w:r>
           </w:p>
           <w:p>
@@ -3717,6 +3710,21 @@
               <w:numPr>
                 <w:ilvl w:val="0"/>
                 <w:numId w:val="121"/>
+              </w:numPr>
+              <w:spacing w:lineRule="auto" w:line="276" w:before="0" w:after="60"/>
+              <w:rPr/>
+            </w:pPr>
+            <w:r>
+              <w:rPr/>
+              <w:t>İyileştirmenin gerekçesini açıklayan kısa bir tartışma metni.</w:t>
+            </w:r>
+          </w:p>
+          <w:p>
+            <w:pPr>
+              <w:pStyle w:val="ListParagraph"/>
+              <w:numPr>
+                <w:ilvl w:val="0"/>
+                <w:numId w:val="122"/>
               </w:numPr>
               <w:spacing w:lineRule="auto" w:line="276" w:before="0" w:after="60"/>
               <w:rPr/>
@@ -4778,21 +4786,6 @@
               <w:pStyle w:val="ListParagraph"/>
               <w:numPr>
                 <w:ilvl w:val="0"/>
-                <w:numId w:val="122"/>
-              </w:numPr>
-              <w:spacing w:lineRule="auto" w:line="276" w:before="0" w:after="60"/>
-              <w:rPr/>
-            </w:pPr>
-            <w:r>
-              <w:rPr/>
-              <w:t>Nihai modelin belirlenmesi ve test kümesi üzerinde yalnızca bir kez nihai değerlendirilmesinin yapılması.</w:t>
-            </w:r>
-          </w:p>
-          <w:p>
-            <w:pPr>
-              <w:pStyle w:val="ListParagraph"/>
-              <w:numPr>
-                <w:ilvl w:val="0"/>
                 <w:numId w:val="123"/>
               </w:numPr>
               <w:spacing w:lineRule="auto" w:line="276" w:before="0" w:after="60"/>
@@ -4800,7 +4793,7 @@
             </w:pPr>
             <w:r>
               <w:rPr/>
-              <w:t>Tüm sprintler boyunca üretilen sonuçların birleşik bir final raporunda toparlanması.</w:t>
+              <w:t>Nihai modelin belirlenmesi ve test kümesi üzerinde yalnızca bir kez nihai değerlendirilmesinin yapılması.</w:t>
             </w:r>
           </w:p>
           <w:p>
@@ -4815,7 +4808,7 @@
             </w:pPr>
             <w:r>
               <w:rPr/>
-              <w:t>Yöntemin güçlü ve zayıf yönlerinin, sınırlılıklarının ve etik/uygulama notlarının tartışılması.</w:t>
+              <w:t>Tüm sprintler boyunca üretilen sonuçların birleşik bir final raporunda toparlanması.</w:t>
             </w:r>
           </w:p>
           <w:p>
@@ -4830,7 +4823,7 @@
             </w:pPr>
             <w:r>
               <w:rPr/>
-              <w:t>Sonuçların görselleştirilmesi (karışıklık matrisi, ROC, örnek tahminler vb.) ve sunum için hazırlanması.</w:t>
+              <w:t>Yöntemin güçlü ve zayıf yönlerinin, sınırlılıklarının ve etik/uygulama notlarının tartışılması.</w:t>
             </w:r>
           </w:p>
           <w:p>
@@ -4845,7 +4838,7 @@
             </w:pPr>
             <w:r>
               <w:rPr/>
-              <w:t>Kodun, README'nin ve yeniden üretilebilirlik talimatlarının eksiksiz hâle getirilmesi.</w:t>
+              <w:t>Sonuçların görselleştirilmesi (karışıklık matrisi, ROC, örnek tahminler vb.) ve sunum için hazırlanması.</w:t>
             </w:r>
           </w:p>
           <w:p>
@@ -4854,6 +4847,21 @@
               <w:numPr>
                 <w:ilvl w:val="0"/>
                 <w:numId w:val="127"/>
+              </w:numPr>
+              <w:spacing w:lineRule="auto" w:line="276" w:before="0" w:after="60"/>
+              <w:rPr/>
+            </w:pPr>
+            <w:r>
+              <w:rPr/>
+              <w:t>Kodun, README'nin ve yeniden üretilebilirlik talimatlarının eksiksiz hâle getirilmesi.</w:t>
+            </w:r>
+          </w:p>
+          <w:p>
+            <w:pPr>
+              <w:pStyle w:val="ListParagraph"/>
+              <w:numPr>
+                <w:ilvl w:val="0"/>
+                <w:numId w:val="128"/>
               </w:numPr>
               <w:spacing w:lineRule="auto" w:line="276" w:before="0" w:after="60"/>
               <w:rPr/>
@@ -4921,21 +4929,6 @@
               <w:pStyle w:val="ListParagraph"/>
               <w:numPr>
                 <w:ilvl w:val="0"/>
-                <w:numId w:val="128"/>
-              </w:numPr>
-              <w:spacing w:lineRule="auto" w:line="276" w:before="0" w:after="60"/>
-              <w:rPr/>
-            </w:pPr>
-            <w:r>
-              <w:rPr/>
-              <w:t>Final rapor (tüm metrikler, tablolar, grafikler ve tartışma dâhil).</w:t>
-            </w:r>
-          </w:p>
-          <w:p>
-            <w:pPr>
-              <w:pStyle w:val="ListParagraph"/>
-              <w:numPr>
-                <w:ilvl w:val="0"/>
                 <w:numId w:val="129"/>
               </w:numPr>
               <w:spacing w:lineRule="auto" w:line="276" w:before="0" w:after="60"/>
@@ -4943,7 +4936,7 @@
             </w:pPr>
             <w:r>
               <w:rPr/>
-              <w:t>Sunum dosyası ve canlı/kaydedilmiş demo.</w:t>
+              <w:t>Final rapor (tüm metrikler, tablolar, grafikler ve tartışma dâhil).</w:t>
             </w:r>
           </w:p>
           <w:p>
@@ -4958,7 +4951,7 @@
             </w:pPr>
             <w:r>
               <w:rPr/>
-              <w:t>Yeniden üretilebilirlik talimatları içeren tamamlanmış kod deposu.</w:t>
+              <w:t>Sunum dosyası ve canlı/kaydedilmiş demo.</w:t>
             </w:r>
           </w:p>
           <w:p>
@@ -4967,6 +4960,21 @@
               <w:numPr>
                 <w:ilvl w:val="0"/>
                 <w:numId w:val="131"/>
+              </w:numPr>
+              <w:spacing w:lineRule="auto" w:line="276" w:before="0" w:after="60"/>
+              <w:rPr/>
+            </w:pPr>
+            <w:r>
+              <w:rPr/>
+              <w:t>Yeniden üretilebilirlik talimatları içeren tamamlanmış kod deposu.</w:t>
+            </w:r>
+          </w:p>
+          <w:p>
+            <w:pPr>
+              <w:pStyle w:val="ListParagraph"/>
+              <w:numPr>
+                <w:ilvl w:val="0"/>
+                <w:numId w:val="132"/>
               </w:numPr>
               <w:spacing w:lineRule="auto" w:line="276" w:before="0" w:after="60"/>
               <w:rPr/>
@@ -11839,6 +11847,143 @@
     <w:lvl w:ilvl="0">
       <w:start w:val="1"/>
       <w:numFmt w:val="bullet"/>
+      <w:lvlText w:val=""/>
+      <w:lvlJc w:val="left"/>
+      <w:pPr>
+        <w:tabs>
+          <w:tab w:val="num" w:pos="720"/>
+        </w:tabs>
+        <w:ind w:left="720" w:hanging="360"/>
+      </w:pPr>
+      <w:rPr>
+        <w:rFonts w:ascii="Wingdings" w:hAnsi="Wingdings" w:cs="Wingdings" w:hint="default"/>
+      </w:rPr>
+    </w:lvl>
+    <w:lvl w:ilvl="1">
+      <w:start w:val="1"/>
+      <w:numFmt w:val="bullet"/>
+      <w:lvlText w:val=""/>
+      <w:lvlJc w:val="left"/>
+      <w:pPr>
+        <w:tabs>
+          <w:tab w:val="num" w:pos="1080"/>
+        </w:tabs>
+        <w:ind w:left="1080" w:hanging="360"/>
+      </w:pPr>
+      <w:rPr>
+        <w:rFonts w:ascii="Wingdings" w:hAnsi="Wingdings" w:cs="Wingdings" w:hint="default"/>
+      </w:rPr>
+    </w:lvl>
+    <w:lvl w:ilvl="2">
+      <w:start w:val="1"/>
+      <w:numFmt w:val="bullet"/>
+      <w:lvlText w:val=""/>
+      <w:lvlJc w:val="left"/>
+      <w:pPr>
+        <w:tabs>
+          <w:tab w:val="num" w:pos="1440"/>
+        </w:tabs>
+        <w:ind w:left="1440" w:hanging="360"/>
+      </w:pPr>
+      <w:rPr>
+        <w:rFonts w:ascii="Wingdings" w:hAnsi="Wingdings" w:cs="Wingdings" w:hint="default"/>
+      </w:rPr>
+    </w:lvl>
+    <w:lvl w:ilvl="3">
+      <w:start w:val="1"/>
+      <w:numFmt w:val="bullet"/>
+      <w:lvlText w:val=""/>
+      <w:lvlJc w:val="left"/>
+      <w:pPr>
+        <w:tabs>
+          <w:tab w:val="num" w:pos="1800"/>
+        </w:tabs>
+        <w:ind w:left="1800" w:hanging="360"/>
+      </w:pPr>
+      <w:rPr>
+        <w:rFonts w:ascii="Wingdings" w:hAnsi="Wingdings" w:cs="Wingdings" w:hint="default"/>
+      </w:rPr>
+    </w:lvl>
+    <w:lvl w:ilvl="4">
+      <w:start w:val="1"/>
+      <w:numFmt w:val="bullet"/>
+      <w:lvlText w:val=""/>
+      <w:lvlJc w:val="left"/>
+      <w:pPr>
+        <w:tabs>
+          <w:tab w:val="num" w:pos="2160"/>
+        </w:tabs>
+        <w:ind w:left="2160" w:hanging="360"/>
+      </w:pPr>
+      <w:rPr>
+        <w:rFonts w:ascii="Wingdings" w:hAnsi="Wingdings" w:cs="Wingdings" w:hint="default"/>
+      </w:rPr>
+    </w:lvl>
+    <w:lvl w:ilvl="5">
+      <w:start w:val="1"/>
+      <w:numFmt w:val="bullet"/>
+      <w:lvlText w:val=""/>
+      <w:lvlJc w:val="left"/>
+      <w:pPr>
+        <w:tabs>
+          <w:tab w:val="num" w:pos="2520"/>
+        </w:tabs>
+        <w:ind w:left="2520" w:hanging="360"/>
+      </w:pPr>
+      <w:rPr>
+        <w:rFonts w:ascii="Wingdings" w:hAnsi="Wingdings" w:cs="Wingdings" w:hint="default"/>
+      </w:rPr>
+    </w:lvl>
+    <w:lvl w:ilvl="6">
+      <w:start w:val="1"/>
+      <w:numFmt w:val="bullet"/>
+      <w:lvlText w:val=""/>
+      <w:lvlJc w:val="left"/>
+      <w:pPr>
+        <w:tabs>
+          <w:tab w:val="num" w:pos="2880"/>
+        </w:tabs>
+        <w:ind w:left="2880" w:hanging="360"/>
+      </w:pPr>
+      <w:rPr>
+        <w:rFonts w:ascii="Wingdings" w:hAnsi="Wingdings" w:cs="Wingdings" w:hint="default"/>
+      </w:rPr>
+    </w:lvl>
+    <w:lvl w:ilvl="7">
+      <w:start w:val="1"/>
+      <w:numFmt w:val="bullet"/>
+      <w:lvlText w:val=""/>
+      <w:lvlJc w:val="left"/>
+      <w:pPr>
+        <w:tabs>
+          <w:tab w:val="num" w:pos="3240"/>
+        </w:tabs>
+        <w:ind w:left="3240" w:hanging="360"/>
+      </w:pPr>
+      <w:rPr>
+        <w:rFonts w:ascii="Wingdings" w:hAnsi="Wingdings" w:cs="Wingdings" w:hint="default"/>
+      </w:rPr>
+    </w:lvl>
+    <w:lvl w:ilvl="8">
+      <w:start w:val="1"/>
+      <w:numFmt w:val="bullet"/>
+      <w:lvlText w:val=""/>
+      <w:lvlJc w:val="left"/>
+      <w:pPr>
+        <w:tabs>
+          <w:tab w:val="num" w:pos="3600"/>
+        </w:tabs>
+        <w:ind w:left="3600" w:hanging="360"/>
+      </w:pPr>
+      <w:rPr>
+        <w:rFonts w:ascii="Wingdings" w:hAnsi="Wingdings" w:cs="Wingdings" w:hint="default"/>
+      </w:rPr>
+    </w:lvl>
+  </w:abstractNum>
+  <w:abstractNum w:abstractNumId="39">
+    <w:lvl w:ilvl="0">
+      <w:start w:val="1"/>
+      <w:numFmt w:val="bullet"/>
       <w:lvlText w:val=""/>
       <w:lvlJc w:val="left"/>
       <w:pPr>
@@ -11956,7 +12101,7 @@
       <w:rPr/>
     </w:lvl>
   </w:abstractNum>
-  <w:abstractNum w:abstractNumId="39">
+  <w:abstractNum w:abstractNumId="40">
     <w:lvl w:ilvl="0">
       <w:start w:val="1"/>
       <w:numFmt w:val="bullet"/>
@@ -12077,7 +12222,7 @@
       <w:rPr/>
     </w:lvl>
   </w:abstractNum>
-  <w:abstractNum w:abstractNumId="40">
+  <w:abstractNum w:abstractNumId="41">
     <w:lvl w:ilvl="0">
       <w:start w:val="1"/>
       <w:numFmt w:val="bullet"/>
@@ -12198,7 +12343,7 @@
       <w:rPr/>
     </w:lvl>
   </w:abstractNum>
-  <w:abstractNum w:abstractNumId="41">
+  <w:abstractNum w:abstractNumId="42">
     <w:lvl w:ilvl="0">
       <w:start w:val="1"/>
       <w:numFmt w:val="bullet"/>
@@ -12319,7 +12464,7 @@
       <w:rPr/>
     </w:lvl>
   </w:abstractNum>
-  <w:abstractNum w:abstractNumId="42">
+  <w:abstractNum w:abstractNumId="43">
     <w:lvl w:ilvl="0">
       <w:start w:val="1"/>
       <w:numFmt w:val="bullet"/>
@@ -12440,143 +12585,6 @@
       <w:rPr/>
     </w:lvl>
   </w:abstractNum>
-  <w:abstractNum w:abstractNumId="43">
-    <w:lvl w:ilvl="0">
-      <w:start w:val="1"/>
-      <w:numFmt w:val="bullet"/>
-      <w:lvlText w:val=""/>
-      <w:lvlJc w:val="left"/>
-      <w:pPr>
-        <w:tabs>
-          <w:tab w:val="num" w:pos="0"/>
-        </w:tabs>
-        <w:ind w:left="720" w:hanging="360"/>
-      </w:pPr>
-      <w:rPr>
-        <w:rFonts w:ascii="Wingdings" w:hAnsi="Wingdings" w:cs="Wingdings" w:hint="default"/>
-      </w:rPr>
-    </w:lvl>
-    <w:lvl w:ilvl="1">
-      <w:start w:val="1"/>
-      <w:numFmt w:val="bullet"/>
-      <w:lvlText w:val=""/>
-      <w:lvlJc w:val="left"/>
-      <w:pPr>
-        <w:tabs>
-          <w:tab w:val="num" w:pos="0"/>
-        </w:tabs>
-        <w:ind w:left="1440" w:hanging="360"/>
-      </w:pPr>
-      <w:rPr>
-        <w:rFonts w:ascii="Wingdings 2" w:hAnsi="Wingdings 2" w:cs="Wingdings 2" w:hint="default"/>
-      </w:rPr>
-    </w:lvl>
-    <w:lvl w:ilvl="2">
-      <w:start w:val="1"/>
-      <w:numFmt w:val="bullet"/>
-      <w:lvlText w:val="■"/>
-      <w:lvlJc w:val="left"/>
-      <w:pPr>
-        <w:tabs>
-          <w:tab w:val="num" w:pos="0"/>
-        </w:tabs>
-        <w:ind w:left="2160" w:hanging="360"/>
-      </w:pPr>
-      <w:rPr>
-        <w:rFonts w:ascii="OpenSymbol" w:hAnsi="OpenSymbol" w:cs="OpenSymbol" w:hint="default"/>
-      </w:rPr>
-    </w:lvl>
-    <w:lvl w:ilvl="3">
-      <w:start w:val="1"/>
-      <w:numFmt w:val="bullet"/>
-      <w:lvlText w:val=""/>
-      <w:lvlJc w:val="left"/>
-      <w:pPr>
-        <w:tabs>
-          <w:tab w:val="num" w:pos="0"/>
-        </w:tabs>
-        <w:ind w:left="2880" w:hanging="360"/>
-      </w:pPr>
-      <w:rPr>
-        <w:rFonts w:ascii="Wingdings" w:hAnsi="Wingdings" w:cs="Wingdings" w:hint="default"/>
-      </w:rPr>
-    </w:lvl>
-    <w:lvl w:ilvl="4">
-      <w:start w:val="1"/>
-      <w:numFmt w:val="bullet"/>
-      <w:lvlText w:val=""/>
-      <w:lvlJc w:val="left"/>
-      <w:pPr>
-        <w:tabs>
-          <w:tab w:val="num" w:pos="0"/>
-        </w:tabs>
-        <w:ind w:left="3600" w:hanging="360"/>
-      </w:pPr>
-      <w:rPr>
-        <w:rFonts w:ascii="Wingdings 2" w:hAnsi="Wingdings 2" w:cs="Wingdings 2" w:hint="default"/>
-      </w:rPr>
-    </w:lvl>
-    <w:lvl w:ilvl="5">
-      <w:start w:val="1"/>
-      <w:numFmt w:val="bullet"/>
-      <w:lvlText w:val="■"/>
-      <w:lvlJc w:val="left"/>
-      <w:pPr>
-        <w:tabs>
-          <w:tab w:val="num" w:pos="0"/>
-        </w:tabs>
-        <w:ind w:left="4320" w:hanging="360"/>
-      </w:pPr>
-      <w:rPr>
-        <w:rFonts w:ascii="OpenSymbol" w:hAnsi="OpenSymbol" w:cs="OpenSymbol" w:hint="default"/>
-      </w:rPr>
-    </w:lvl>
-    <w:lvl w:ilvl="6">
-      <w:start w:val="1"/>
-      <w:numFmt w:val="bullet"/>
-      <w:lvlText w:val=""/>
-      <w:lvlJc w:val="left"/>
-      <w:pPr>
-        <w:tabs>
-          <w:tab w:val="num" w:pos="0"/>
-        </w:tabs>
-        <w:ind w:left="5040" w:hanging="360"/>
-      </w:pPr>
-      <w:rPr>
-        <w:rFonts w:ascii="Wingdings" w:hAnsi="Wingdings" w:cs="Wingdings" w:hint="default"/>
-      </w:rPr>
-    </w:lvl>
-    <w:lvl w:ilvl="7">
-      <w:start w:val="1"/>
-      <w:numFmt w:val="bullet"/>
-      <w:lvlText w:val=""/>
-      <w:lvlJc w:val="left"/>
-      <w:pPr>
-        <w:tabs>
-          <w:tab w:val="num" w:pos="0"/>
-        </w:tabs>
-        <w:ind w:left="5760" w:hanging="360"/>
-      </w:pPr>
-      <w:rPr>
-        <w:rFonts w:ascii="Wingdings" w:hAnsi="Wingdings" w:cs="Wingdings" w:hint="default"/>
-      </w:rPr>
-    </w:lvl>
-    <w:lvl w:ilvl="8">
-      <w:start w:val="1"/>
-      <w:numFmt w:val="bullet"/>
-      <w:lvlText w:val=""/>
-      <w:lvlJc w:val="left"/>
-      <w:pPr>
-        <w:tabs>
-          <w:tab w:val="num" w:pos="0"/>
-        </w:tabs>
-        <w:ind w:left="6480" w:hanging="360"/>
-      </w:pPr>
-      <w:rPr>
-        <w:rFonts w:ascii="Wingdings" w:hAnsi="Wingdings" w:cs="Wingdings" w:hint="default"/>
-      </w:rPr>
-    </w:lvl>
-  </w:abstractNum>
   <w:abstractNum w:abstractNumId="44">
     <w:lvl w:ilvl="0">
       <w:start w:val="1"/>
@@ -18065,7 +18073,7 @@
       <w:lvlJc w:val="left"/>
       <w:pPr>
         <w:tabs>
-          <w:tab w:val="num" w:pos="720"/>
+          <w:tab w:val="num" w:pos="0"/>
         </w:tabs>
         <w:ind w:left="720" w:hanging="360"/>
       </w:pPr>
@@ -18076,31 +18084,31 @@
     <w:lvl w:ilvl="1">
       <w:start w:val="1"/>
       <w:numFmt w:val="bullet"/>
-      <w:lvlText w:val=""/>
-      <w:lvlJc w:val="left"/>
-      <w:pPr>
-        <w:tabs>
-          <w:tab w:val="num" w:pos="1080"/>
-        </w:tabs>
-        <w:ind w:left="1080" w:hanging="360"/>
-      </w:pPr>
-      <w:rPr>
-        <w:rFonts w:ascii="Wingdings" w:hAnsi="Wingdings" w:cs="Wingdings" w:hint="default"/>
+      <w:lvlText w:val=""/>
+      <w:lvlJc w:val="left"/>
+      <w:pPr>
+        <w:tabs>
+          <w:tab w:val="num" w:pos="0"/>
+        </w:tabs>
+        <w:ind w:left="1440" w:hanging="360"/>
+      </w:pPr>
+      <w:rPr>
+        <w:rFonts w:ascii="Wingdings 2" w:hAnsi="Wingdings 2" w:cs="Wingdings 2" w:hint="default"/>
       </w:rPr>
     </w:lvl>
     <w:lvl w:ilvl="2">
       <w:start w:val="1"/>
       <w:numFmt w:val="bullet"/>
-      <w:lvlText w:val=""/>
-      <w:lvlJc w:val="left"/>
-      <w:pPr>
-        <w:tabs>
-          <w:tab w:val="num" w:pos="1440"/>
-        </w:tabs>
-        <w:ind w:left="1440" w:hanging="360"/>
-      </w:pPr>
-      <w:rPr>
-        <w:rFonts w:ascii="Wingdings" w:hAnsi="Wingdings" w:cs="Wingdings" w:hint="default"/>
+      <w:lvlText w:val="■"/>
+      <w:lvlJc w:val="left"/>
+      <w:pPr>
+        <w:tabs>
+          <w:tab w:val="num" w:pos="0"/>
+        </w:tabs>
+        <w:ind w:left="2160" w:hanging="360"/>
+      </w:pPr>
+      <w:rPr>
+        <w:rFonts w:ascii="OpenSymbol" w:hAnsi="OpenSymbol" w:cs="OpenSymbol" w:hint="default"/>
       </w:rPr>
     </w:lvl>
     <w:lvl w:ilvl="3">
@@ -18110,9 +18118,9 @@
       <w:lvlJc w:val="left"/>
       <w:pPr>
         <w:tabs>
-          <w:tab w:val="num" w:pos="1800"/>
-        </w:tabs>
-        <w:ind w:left="1800" w:hanging="360"/>
+          <w:tab w:val="num" w:pos="0"/>
+        </w:tabs>
+        <w:ind w:left="2880" w:hanging="360"/>
       </w:pPr>
       <w:rPr>
         <w:rFonts w:ascii="Wingdings" w:hAnsi="Wingdings" w:cs="Wingdings" w:hint="default"/>
@@ -18121,31 +18129,31 @@
     <w:lvl w:ilvl="4">
       <w:start w:val="1"/>
       <w:numFmt w:val="bullet"/>
-      <w:lvlText w:val=""/>
-      <w:lvlJc w:val="left"/>
-      <w:pPr>
-        <w:tabs>
-          <w:tab w:val="num" w:pos="2160"/>
-        </w:tabs>
-        <w:ind w:left="2160" w:hanging="360"/>
-      </w:pPr>
-      <w:rPr>
-        <w:rFonts w:ascii="Wingdings" w:hAnsi="Wingdings" w:cs="Wingdings" w:hint="default"/>
+      <w:lvlText w:val=""/>
+      <w:lvlJc w:val="left"/>
+      <w:pPr>
+        <w:tabs>
+          <w:tab w:val="num" w:pos="0"/>
+        </w:tabs>
+        <w:ind w:left="3600" w:hanging="360"/>
+      </w:pPr>
+      <w:rPr>
+        <w:rFonts w:ascii="Wingdings 2" w:hAnsi="Wingdings 2" w:cs="Wingdings 2" w:hint="default"/>
       </w:rPr>
     </w:lvl>
     <w:lvl w:ilvl="5">
       <w:start w:val="1"/>
       <w:numFmt w:val="bullet"/>
-      <w:lvlText w:val=""/>
-      <w:lvlJc w:val="left"/>
-      <w:pPr>
-        <w:tabs>
-          <w:tab w:val="num" w:pos="2520"/>
-        </w:tabs>
-        <w:ind w:left="2520" w:hanging="360"/>
-      </w:pPr>
-      <w:rPr>
-        <w:rFonts w:ascii="Wingdings" w:hAnsi="Wingdings" w:cs="Wingdings" w:hint="default"/>
+      <w:lvlText w:val="■"/>
+      <w:lvlJc w:val="left"/>
+      <w:pPr>
+        <w:tabs>
+          <w:tab w:val="num" w:pos="0"/>
+        </w:tabs>
+        <w:ind w:left="4320" w:hanging="360"/>
+      </w:pPr>
+      <w:rPr>
+        <w:rFonts w:ascii="OpenSymbol" w:hAnsi="OpenSymbol" w:cs="OpenSymbol" w:hint="default"/>
       </w:rPr>
     </w:lvl>
     <w:lvl w:ilvl="6">
@@ -18155,9 +18163,9 @@
       <w:lvlJc w:val="left"/>
       <w:pPr>
         <w:tabs>
-          <w:tab w:val="num" w:pos="2880"/>
-        </w:tabs>
-        <w:ind w:left="2880" w:hanging="360"/>
+          <w:tab w:val="num" w:pos="0"/>
+        </w:tabs>
+        <w:ind w:left="5040" w:hanging="360"/>
       </w:pPr>
       <w:rPr>
         <w:rFonts w:ascii="Wingdings" w:hAnsi="Wingdings" w:cs="Wingdings" w:hint="default"/>
@@ -18170,9 +18178,9 @@
       <w:lvlJc w:val="left"/>
       <w:pPr>
         <w:tabs>
-          <w:tab w:val="num" w:pos="3240"/>
-        </w:tabs>
-        <w:ind w:left="3240" w:hanging="360"/>
+          <w:tab w:val="num" w:pos="0"/>
+        </w:tabs>
+        <w:ind w:left="5760" w:hanging="360"/>
       </w:pPr>
       <w:rPr>
         <w:rFonts w:ascii="Wingdings" w:hAnsi="Wingdings" w:cs="Wingdings" w:hint="default"/>
@@ -18185,9 +18193,9 @@
       <w:lvlJc w:val="left"/>
       <w:pPr>
         <w:tabs>
-          <w:tab w:val="num" w:pos="3600"/>
-        </w:tabs>
-        <w:ind w:left="3600" w:hanging="360"/>
+          <w:tab w:val="num" w:pos="0"/>
+        </w:tabs>
+        <w:ind w:left="6480" w:hanging="360"/>
       </w:pPr>
       <w:rPr>
         <w:rFonts w:ascii="Wingdings" w:hAnsi="Wingdings" w:cs="Wingdings" w:hint="default"/>
@@ -18195,6 +18203,143 @@
     </w:lvl>
   </w:abstractNum>
   <w:abstractNum w:abstractNumId="85">
+    <w:lvl w:ilvl="0">
+      <w:start w:val="1"/>
+      <w:numFmt w:val="bullet"/>
+      <w:lvlText w:val=""/>
+      <w:lvlJc w:val="left"/>
+      <w:pPr>
+        <w:tabs>
+          <w:tab w:val="num" w:pos="720"/>
+        </w:tabs>
+        <w:ind w:left="720" w:hanging="360"/>
+      </w:pPr>
+      <w:rPr>
+        <w:rFonts w:ascii="Wingdings" w:hAnsi="Wingdings" w:cs="Wingdings" w:hint="default"/>
+      </w:rPr>
+    </w:lvl>
+    <w:lvl w:ilvl="1">
+      <w:start w:val="1"/>
+      <w:numFmt w:val="bullet"/>
+      <w:lvlText w:val=""/>
+      <w:lvlJc w:val="left"/>
+      <w:pPr>
+        <w:tabs>
+          <w:tab w:val="num" w:pos="1080"/>
+        </w:tabs>
+        <w:ind w:left="1080" w:hanging="360"/>
+      </w:pPr>
+      <w:rPr>
+        <w:rFonts w:ascii="Wingdings" w:hAnsi="Wingdings" w:cs="Wingdings" w:hint="default"/>
+      </w:rPr>
+    </w:lvl>
+    <w:lvl w:ilvl="2">
+      <w:start w:val="1"/>
+      <w:numFmt w:val="bullet"/>
+      <w:lvlText w:val=""/>
+      <w:lvlJc w:val="left"/>
+      <w:pPr>
+        <w:tabs>
+          <w:tab w:val="num" w:pos="1440"/>
+        </w:tabs>
+        <w:ind w:left="1440" w:hanging="360"/>
+      </w:pPr>
+      <w:rPr>
+        <w:rFonts w:ascii="Wingdings" w:hAnsi="Wingdings" w:cs="Wingdings" w:hint="default"/>
+      </w:rPr>
+    </w:lvl>
+    <w:lvl w:ilvl="3">
+      <w:start w:val="1"/>
+      <w:numFmt w:val="bullet"/>
+      <w:lvlText w:val=""/>
+      <w:lvlJc w:val="left"/>
+      <w:pPr>
+        <w:tabs>
+          <w:tab w:val="num" w:pos="1800"/>
+        </w:tabs>
+        <w:ind w:left="1800" w:hanging="360"/>
+      </w:pPr>
+      <w:rPr>
+        <w:rFonts w:ascii="Wingdings" w:hAnsi="Wingdings" w:cs="Wingdings" w:hint="default"/>
+      </w:rPr>
+    </w:lvl>
+    <w:lvl w:ilvl="4">
+      <w:start w:val="1"/>
+      <w:numFmt w:val="bullet"/>
+      <w:lvlText w:val=""/>
+      <w:lvlJc w:val="left"/>
+      <w:pPr>
+        <w:tabs>
+          <w:tab w:val="num" w:pos="2160"/>
+        </w:tabs>
+        <w:ind w:left="2160" w:hanging="360"/>
+      </w:pPr>
+      <w:rPr>
+        <w:rFonts w:ascii="Wingdings" w:hAnsi="Wingdings" w:cs="Wingdings" w:hint="default"/>
+      </w:rPr>
+    </w:lvl>
+    <w:lvl w:ilvl="5">
+      <w:start w:val="1"/>
+      <w:numFmt w:val="bullet"/>
+      <w:lvlText w:val=""/>
+      <w:lvlJc w:val="left"/>
+      <w:pPr>
+        <w:tabs>
+          <w:tab w:val="num" w:pos="2520"/>
+        </w:tabs>
+        <w:ind w:left="2520" w:hanging="360"/>
+      </w:pPr>
+      <w:rPr>
+        <w:rFonts w:ascii="Wingdings" w:hAnsi="Wingdings" w:cs="Wingdings" w:hint="default"/>
+      </w:rPr>
+    </w:lvl>
+    <w:lvl w:ilvl="6">
+      <w:start w:val="1"/>
+      <w:numFmt w:val="bullet"/>
+      <w:lvlText w:val=""/>
+      <w:lvlJc w:val="left"/>
+      <w:pPr>
+        <w:tabs>
+          <w:tab w:val="num" w:pos="2880"/>
+        </w:tabs>
+        <w:ind w:left="2880" w:hanging="360"/>
+      </w:pPr>
+      <w:rPr>
+        <w:rFonts w:ascii="Wingdings" w:hAnsi="Wingdings" w:cs="Wingdings" w:hint="default"/>
+      </w:rPr>
+    </w:lvl>
+    <w:lvl w:ilvl="7">
+      <w:start w:val="1"/>
+      <w:numFmt w:val="bullet"/>
+      <w:lvlText w:val=""/>
+      <w:lvlJc w:val="left"/>
+      <w:pPr>
+        <w:tabs>
+          <w:tab w:val="num" w:pos="3240"/>
+        </w:tabs>
+        <w:ind w:left="3240" w:hanging="360"/>
+      </w:pPr>
+      <w:rPr>
+        <w:rFonts w:ascii="Wingdings" w:hAnsi="Wingdings" w:cs="Wingdings" w:hint="default"/>
+      </w:rPr>
+    </w:lvl>
+    <w:lvl w:ilvl="8">
+      <w:start w:val="1"/>
+      <w:numFmt w:val="bullet"/>
+      <w:lvlText w:val=""/>
+      <w:lvlJc w:val="left"/>
+      <w:pPr>
+        <w:tabs>
+          <w:tab w:val="num" w:pos="3600"/>
+        </w:tabs>
+        <w:ind w:left="3600" w:hanging="360"/>
+      </w:pPr>
+      <w:rPr>
+        <w:rFonts w:ascii="Wingdings" w:hAnsi="Wingdings" w:cs="Wingdings" w:hint="default"/>
+      </w:rPr>
+    </w:lvl>
+  </w:abstractNum>
+  <w:abstractNum w:abstractNumId="86">
     <w:lvl w:ilvl="0">
       <w:start w:val="1"/>
       <w:numFmt w:val="none"/>
@@ -18569,148 +18714,151 @@
     <w:abstractNumId w:val="85"/>
   </w:num>
   <w:num w:numId="86">
-    <w:abstractNumId w:val="38"/>
+    <w:abstractNumId w:val="86"/>
+  </w:num>
+  <w:num w:numId="87">
+    <w:abstractNumId w:val="39"/>
     <w:lvlOverride w:ilvl="0">
       <w:startOverride w:val="1"/>
     </w:lvlOverride>
   </w:num>
-  <w:num w:numId="87">
-    <w:abstractNumId w:val="38"/>
-  </w:num>
   <w:num w:numId="88">
-    <w:abstractNumId w:val="38"/>
+    <w:abstractNumId w:val="39"/>
   </w:num>
   <w:num w:numId="89">
-    <w:abstractNumId w:val="38"/>
+    <w:abstractNumId w:val="39"/>
   </w:num>
   <w:num w:numId="90">
-    <w:abstractNumId w:val="38"/>
+    <w:abstractNumId w:val="39"/>
   </w:num>
   <w:num w:numId="91">
-    <w:abstractNumId w:val="43"/>
+    <w:abstractNumId w:val="39"/>
+  </w:num>
+  <w:num w:numId="92">
+    <w:abstractNumId w:val="44"/>
     <w:lvlOverride w:ilvl="0">
       <w:startOverride w:val="1"/>
     </w:lvlOverride>
   </w:num>
-  <w:num w:numId="92">
-    <w:abstractNumId w:val="43"/>
-  </w:num>
   <w:num w:numId="93">
-    <w:abstractNumId w:val="43"/>
+    <w:abstractNumId w:val="44"/>
   </w:num>
   <w:num w:numId="94">
-    <w:abstractNumId w:val="43"/>
+    <w:abstractNumId w:val="44"/>
   </w:num>
   <w:num w:numId="95">
-    <w:abstractNumId w:val="43"/>
+    <w:abstractNumId w:val="44"/>
   </w:num>
   <w:num w:numId="96">
-    <w:abstractNumId w:val="43"/>
+    <w:abstractNumId w:val="44"/>
   </w:num>
   <w:num w:numId="97">
-    <w:abstractNumId w:val="43"/>
+    <w:abstractNumId w:val="44"/>
   </w:num>
   <w:num w:numId="98">
-    <w:abstractNumId w:val="43"/>
+    <w:abstractNumId w:val="44"/>
   </w:num>
   <w:num w:numId="99">
-    <w:abstractNumId w:val="43"/>
+    <w:abstractNumId w:val="44"/>
   </w:num>
   <w:num w:numId="100">
-    <w:abstractNumId w:val="43"/>
+    <w:abstractNumId w:val="44"/>
   </w:num>
   <w:num w:numId="101">
-    <w:abstractNumId w:val="43"/>
+    <w:abstractNumId w:val="44"/>
   </w:num>
   <w:num w:numId="102">
-    <w:abstractNumId w:val="43"/>
+    <w:abstractNumId w:val="44"/>
   </w:num>
   <w:num w:numId="103">
-    <w:abstractNumId w:val="43"/>
+    <w:abstractNumId w:val="44"/>
   </w:num>
   <w:num w:numId="104">
-    <w:abstractNumId w:val="43"/>
+    <w:abstractNumId w:val="44"/>
   </w:num>
   <w:num w:numId="105">
-    <w:abstractNumId w:val="43"/>
+    <w:abstractNumId w:val="44"/>
   </w:num>
   <w:num w:numId="106">
-    <w:abstractNumId w:val="43"/>
+    <w:abstractNumId w:val="44"/>
   </w:num>
   <w:num w:numId="107">
-    <w:abstractNumId w:val="43"/>
+    <w:abstractNumId w:val="44"/>
   </w:num>
   <w:num w:numId="108">
-    <w:abstractNumId w:val="43"/>
+    <w:abstractNumId w:val="44"/>
   </w:num>
   <w:num w:numId="109">
-    <w:abstractNumId w:val="43"/>
+    <w:abstractNumId w:val="44"/>
   </w:num>
   <w:num w:numId="110">
-    <w:abstractNumId w:val="43"/>
+    <w:abstractNumId w:val="44"/>
   </w:num>
   <w:num w:numId="111">
-    <w:abstractNumId w:val="43"/>
+    <w:abstractNumId w:val="44"/>
   </w:num>
   <w:num w:numId="112">
-    <w:abstractNumId w:val="43"/>
+    <w:abstractNumId w:val="44"/>
   </w:num>
   <w:num w:numId="113">
-    <w:abstractNumId w:val="43"/>
+    <w:abstractNumId w:val="44"/>
   </w:num>
   <w:num w:numId="114">
-    <w:abstractNumId w:val="43"/>
+    <w:abstractNumId w:val="44"/>
   </w:num>
   <w:num w:numId="115">
-    <w:abstractNumId w:val="43"/>
+    <w:abstractNumId w:val="44"/>
   </w:num>
   <w:num w:numId="116">
-    <w:abstractNumId w:val="43"/>
+    <w:abstractNumId w:val="44"/>
   </w:num>
   <w:num w:numId="117">
-    <w:abstractNumId w:val="43"/>
+    <w:abstractNumId w:val="44"/>
   </w:num>
   <w:num w:numId="118">
-    <w:abstractNumId w:val="43"/>
+    <w:abstractNumId w:val="44"/>
   </w:num>
   <w:num w:numId="119">
-    <w:abstractNumId w:val="43"/>
+    <w:abstractNumId w:val="44"/>
   </w:num>
   <w:num w:numId="120">
-    <w:abstractNumId w:val="43"/>
+    <w:abstractNumId w:val="44"/>
   </w:num>
   <w:num w:numId="121">
-    <w:abstractNumId w:val="43"/>
+    <w:abstractNumId w:val="44"/>
   </w:num>
   <w:num w:numId="122">
-    <w:abstractNumId w:val="43"/>
+    <w:abstractNumId w:val="44"/>
   </w:num>
   <w:num w:numId="123">
-    <w:abstractNumId w:val="43"/>
+    <w:abstractNumId w:val="44"/>
   </w:num>
   <w:num w:numId="124">
-    <w:abstractNumId w:val="43"/>
+    <w:abstractNumId w:val="44"/>
   </w:num>
   <w:num w:numId="125">
-    <w:abstractNumId w:val="43"/>
+    <w:abstractNumId w:val="44"/>
   </w:num>
   <w:num w:numId="126">
-    <w:abstractNumId w:val="43"/>
+    <w:abstractNumId w:val="44"/>
   </w:num>
   <w:num w:numId="127">
-    <w:abstractNumId w:val="43"/>
+    <w:abstractNumId w:val="44"/>
   </w:num>
   <w:num w:numId="128">
-    <w:abstractNumId w:val="43"/>
+    <w:abstractNumId w:val="44"/>
   </w:num>
   <w:num w:numId="129">
-    <w:abstractNumId w:val="43"/>
+    <w:abstractNumId w:val="44"/>
   </w:num>
   <w:num w:numId="130">
-    <w:abstractNumId w:val="43"/>
+    <w:abstractNumId w:val="44"/>
   </w:num>
   <w:num w:numId="131">
-    <w:abstractNumId w:val="43"/>
+    <w:abstractNumId w:val="44"/>
+  </w:num>
+  <w:num w:numId="132">
+    <w:abstractNumId w:val="44"/>
   </w:num>
 </w:numbering>
 </file>
